--- a/Supervisor Docs/Warehouse WMS - Visual Workflow Report.docx
+++ b/Supervisor Docs/Warehouse WMS - Visual Workflow Report.docx
@@ -1515,6 +1515,389 @@
         <w:t xml:space="preserve">Demo notes: changes live in the open browser tab and reset on close (or via “Reset demo data”). Address lookup uses OpenStreetMap in the demo and would use Google Maps in production. Shipping labels and tracking numbers are realistic mock data.</w:t>
       </w:r>
     </w:p>
+    <w:p>
+      <w:r>
+        <w:br w:type="page"/>
+      </w:r>
+    </w:p>
+    <w:p>
+      <w:r>
+        <w:rPr>
+          <w:b/>
+          <w:color w:val="1F3864"/>
+          <w:sz w:val="32"/>
+        </w:rPr>
+        <w:t>Amendment Update — Asset Model (2026-06-25)</w:t>
+      </w:r>
+    </w:p>
+    <w:p>
+      <w:r>
+        <w:t>This section records the latest changes to the item-type and asset rules, on top of the workflows described above.</w:t>
+      </w:r>
+    </w:p>
+    <w:p>
+      <w:r>
+        <w:rPr>
+          <w:b/>
+          <w:color w:val="2E5496"/>
+          <w:sz w:val="26"/>
+        </w:rPr>
+        <w:t>Only assemblies are assets</w:t>
+      </w:r>
+    </w:p>
+    <w:p>
+      <w:pPr>
+        <w:spacing w:after="80"/>
+        <w:ind w:left="280"/>
+      </w:pPr>
+      <w:r>
+        <w:rPr>
+          <w:b/>
+        </w:rPr>
+        <w:t xml:space="preserve">Singles. </w:t>
+      </w:r>
+      <w:r>
+        <w:t>A single item is never an asset. Assets exist only as assembled units (carts and single-item units).</w:t>
+      </w:r>
+    </w:p>
+    <w:p>
+      <w:pPr>
+        <w:spacing w:after="80"/>
+        <w:ind w:left="280"/>
+      </w:pPr>
+      <w:r>
+        <w:rPr>
+          <w:b/>
+        </w:rPr>
+        <w:t xml:space="preserve">Assembly-only. </w:t>
+      </w:r>
+      <w:r>
+        <w:t>Laptops and gameshows are assembly-only: the raw item can be received and stocked but cannot be added to a Sales Order on its own.</w:t>
+      </w:r>
+    </w:p>
+    <w:p>
+      <w:r>
+        <w:rPr>
+          <w:b/>
+          <w:color w:val="2E5496"/>
+          <w:sz w:val="26"/>
+        </w:rPr>
+        <w:t>Two kinds of assembly</w:t>
+      </w:r>
+    </w:p>
+    <w:p>
+      <w:pPr>
+        <w:spacing w:after="80"/>
+        <w:ind w:left="280"/>
+      </w:pPr>
+      <w:r>
+        <w:rPr>
+          <w:b/>
+        </w:rPr>
+        <w:t xml:space="preserve">Cart assembly (EDAN / VS8 / Accutor). </w:t>
+      </w:r>
+      <w:r>
+        <w:t>Built from groups + singles; the build screen shows the group items and auto-fills Cart Type, Key Type and BP Device; Cart Code is required.</w:t>
+      </w:r>
+    </w:p>
+    <w:p>
+      <w:pPr>
+        <w:spacing w:after="80"/>
+        <w:ind w:left="280"/>
+      </w:pPr>
+      <w:r>
+        <w:rPr>
+          <w:b/>
+        </w:rPr>
+        <w:t xml:space="preserve">Single-item assembly (laptop / gameshow). </w:t>
+      </w:r>
+      <w:r>
+        <w:t>No parts; assembling records the unit's info (RAM, make, price, serial); a Unit Code is required.</w:t>
+      </w:r>
+    </w:p>
+    <w:p>
+      <w:r>
+        <w:rPr>
+          <w:b/>
+          <w:color w:val="2E5496"/>
+          <w:sz w:val="26"/>
+        </w:rPr>
+        <w:t>Lifecycle</w:t>
+      </w:r>
+    </w:p>
+    <w:p>
+      <w:pPr>
+        <w:spacing w:after="80"/>
+        <w:ind w:left="280"/>
+      </w:pPr>
+      <w:r>
+        <w:rPr>
+          <w:b/>
+        </w:rPr>
+        <w:t xml:space="preserve">Receive. </w:t>
+      </w:r>
+      <w:r>
+        <w:t>Items move into inventory with no asset prompt.</w:t>
+      </w:r>
+    </w:p>
+    <w:p>
+      <w:pPr>
+        <w:spacing w:after="80"/>
+        <w:ind w:left="280"/>
+      </w:pPr>
+      <w:r>
+        <w:rPr>
+          <w:b/>
+        </w:rPr>
+        <w:t xml:space="preserve">Assemble. </w:t>
+      </w:r>
+      <w:r>
+        <w:t>Removes the parts from inventory (landed cost carried) and creates exactly one tracked unit.</w:t>
+      </w:r>
+    </w:p>
+    <w:p>
+      <w:pPr>
+        <w:spacing w:after="80"/>
+        <w:ind w:left="280"/>
+      </w:pPr>
+      <w:r>
+        <w:rPr>
+          <w:b/>
+        </w:rPr>
+        <w:t xml:space="preserve">Ship. </w:t>
+      </w:r>
+      <w:r>
+        <w:t>Assigns the unit by type — carts to the facility + Regional; laptops/gameshows to the employee, so each unit's holder is known for retrieval.</w:t>
+      </w:r>
+    </w:p>
+    <w:p>
+      <w:r>
+        <w:rPr>
+          <w:b/>
+          <w:color w:val="2E5496"/>
+          <w:sz w:val="26"/>
+        </w:rPr>
+        <w:t>Carried-over fixes</w:t>
+      </w:r>
+    </w:p>
+    <w:p>
+      <w:pPr>
+        <w:spacing w:after="80"/>
+        <w:ind w:left="280"/>
+      </w:pPr>
+      <w:r>
+        <w:rPr>
+          <w:b/>
+        </w:rPr>
+        <w:t xml:space="preserve">Purchase Orders. </w:t>
+      </w:r>
+      <w:r>
+        <w:t>Group line scales as one line; deposit calculates off the bill total; Record Deposit hides after a deposit and Record Payment hides when fully paid; Manage Vendors edits terms.</w:t>
+      </w:r>
+    </w:p>
+    <w:p>
+      <w:pPr>
+        <w:spacing w:after="80"/>
+        <w:ind w:left="280"/>
+      </w:pPr>
+      <w:r>
+        <w:rPr>
+          <w:b/>
+        </w:rPr>
+        <w:t xml:space="preserve">Inventory &amp; Sales Orders. </w:t>
+      </w:r>
+      <w:r>
+        <w:t>Inventory header row is pinned; the SO picker excludes assembly-only loose items; multi-vendor-on-one-PO removed.</w:t>
+      </w:r>
+    </w:p>
+    <w:p>
+      <w:r/>
+    </w:p>
+    <w:p>
+      <w:r>
+        <w:rPr>
+          <w:b/>
+        </w:rPr>
+        <w:t xml:space="preserve">Verification: </w:t>
+      </w:r>
+      <w:r>
+        <w:t>a strict amendment suite (47 checks, run three times) and a documentation-alignment suite (32 checks) pass with zero failures, alongside the full regression suite — 9 suites and 270 checks in total. The production build is clean.</w:t>
+      </w:r>
+    </w:p>
+    <w:p>
+      <w:r>
+        <w:br w:type="page"/>
+      </w:r>
+    </w:p>
+    <w:p>
+      <w:r>
+        <w:rPr>
+          <w:b/>
+          <w:color w:val="1F3864"/>
+          <w:sz w:val="32"/>
+        </w:rPr>
+        <w:t>Update — Asset Registry &amp; Equipment Maps (2026-06-25)</w:t>
+      </w:r>
+    </w:p>
+    <w:p>
+      <w:r>
+        <w:t>Two major additions on top of the asset-model amendment, both driven by the real Cart List inventory.</w:t>
+      </w:r>
+    </w:p>
+    <w:p>
+      <w:r>
+        <w:rPr>
+          <w:b/>
+          <w:color w:val="2E5496"/>
+          <w:sz w:val="26"/>
+        </w:rPr>
+        <w:t>Assets — company asset register</w:t>
+      </w:r>
+    </w:p>
+    <w:p>
+      <w:pPr>
+        <w:spacing w:after="80"/>
+        <w:ind w:left="280"/>
+      </w:pPr>
+      <w:r>
+        <w:rPr>
+          <w:b/>
+        </w:rPr>
+        <w:t xml:space="preserve">Eight classes, 2,293 units. </w:t>
+      </w:r>
+      <w:r>
+        <w:t>Carts (1,375), Laptops (294, incl. legacy), Game Shows (351), Tablets (51), Monitors (29), Desktops (98), Cell Phones (81), EZ Pass (14), seeded from the inventory sheet.</w:t>
+      </w:r>
+    </w:p>
+    <w:p>
+      <w:pPr>
+        <w:spacing w:after="80"/>
+        <w:ind w:left="280"/>
+      </w:pPr>
+      <w:r>
+        <w:rPr>
+          <w:b/>
+        </w:rPr>
+        <w:t xml:space="preserve">Corrected cart record. </w:t>
+      </w:r>
+      <w:r>
+        <w:t>Cart Type = wheel (cta wheel 1/2, cta yellow, microlife); BP Machine = edan/vs8/accutar; plus Key, Tablet Type, Tablet #, Clini/Omni, Basket, LTE, Regional.</w:t>
+      </w:r>
+    </w:p>
+    <w:p>
+      <w:pPr>
+        <w:spacing w:after="80"/>
+        <w:ind w:left="280"/>
+      </w:pPr>
+      <w:r>
+        <w:rPr>
+          <w:b/>
+        </w:rPr>
+        <w:t xml:space="preserve">Manage. </w:t>
+      </w:r>
+      <w:r>
+        <w:t>Tab per class with status summary, search and filters; add/edit any unit (holder = employee or facility only); pagination (10 default, up to 50); CSV export.</w:t>
+      </w:r>
+    </w:p>
+    <w:p>
+      <w:pPr>
+        <w:spacing w:after="80"/>
+        <w:ind w:left="280"/>
+      </w:pPr>
+      <w:r>
+        <w:rPr>
+          <w:b/>
+        </w:rPr>
+        <w:t xml:space="preserve">Returns. </w:t>
+      </w:r>
+      <w:r>
+        <w:t>Terminated employees list their outstanding assets; Start recovery flags them, Mark returned closes them out.</w:t>
+      </w:r>
+    </w:p>
+    <w:p>
+      <w:r>
+        <w:rPr>
+          <w:b/>
+          <w:color w:val="2E5496"/>
+          <w:sz w:val="26"/>
+        </w:rPr>
+        <w:t>Equipment Maps — locate gear by facility</w:t>
+      </w:r>
+    </w:p>
+    <w:p>
+      <w:pPr>
+        <w:spacing w:after="80"/>
+        <w:ind w:left="280"/>
+      </w:pPr>
+      <w:r>
+        <w:rPr>
+          <w:b/>
+        </w:rPr>
+        <w:t xml:space="preserve">Map. </w:t>
+      </w:r>
+      <w:r>
+        <w:t>Every facility with deployed carts is plotted on an OpenStreetMap of the US; pins are sized by cart count and coloured by health.</w:t>
+      </w:r>
+    </w:p>
+    <w:p>
+      <w:pPr>
+        <w:spacing w:after="80"/>
+        <w:ind w:left="280"/>
+      </w:pPr>
+      <w:r>
+        <w:rPr>
+          <w:b/>
+        </w:rPr>
+        <w:t xml:space="preserve">Associations. </w:t>
+      </w:r>
+      <w:r>
+        <w:t>Hover a pin for the facility, equipment and team; click it for a detail column listing the carts, the employees and the equipment assigned to each.</w:t>
+      </w:r>
+    </w:p>
+    <w:p>
+      <w:pPr>
+        <w:spacing w:after="80"/>
+        <w:ind w:left="280"/>
+      </w:pPr>
+      <w:r>
+        <w:rPr>
+          <w:b/>
+        </w:rPr>
+        <w:t xml:space="preserve">Search &amp; filter. </w:t>
+      </w:r>
+      <w:r>
+        <w:t>Facility and User search with autosuggest + dropdown; State and Regional filters; tick-box multi-select of facilities.</w:t>
+      </w:r>
+    </w:p>
+    <w:p>
+      <w:pPr>
+        <w:spacing w:after="80"/>
+        <w:ind w:left="280"/>
+      </w:pPr>
+      <w:r>
+        <w:rPr>
+          <w:b/>
+        </w:rPr>
+        <w:t xml:space="preserve">Demo notes. </w:t>
+      </w:r>
+      <w:r>
+        <w:t>Pins use real US cities (Google Maps API in production for exact addresses); names are first-name + initial; at least two team members per facility (demo where records are sparse, with the real staff shown in production).</w:t>
+      </w:r>
+    </w:p>
+    <w:p>
+      <w:r/>
+    </w:p>
+    <w:p>
+      <w:r>
+        <w:rPr>
+          <w:b/>
+        </w:rPr>
+        <w:t xml:space="preserve">Verification: </w:t>
+      </w:r>
+      <w:r>
+        <w:t>11 automated suites totalling 348 checks (incl. amendment, asset-registry and Equipment-Map suites) pass with zero failures; the production build is clean.</w:t>
+      </w:r>
+    </w:p>
     <w:sectPr>
       <w:headerReference w:type="default" r:id="rId7"/>
       <w:footerReference w:type="default" r:id="rId8"/>
